--- a/Enyrgy_Letter_ZENA_Medical.docx
+++ b/Enyrgy_Letter_ZENA_Medical.docx
@@ -65,16 +65,32 @@
         <w:pStyle w:val="BodyText"/>
       </w:pPr>
       <w:r>
-        <w:t xml:space="preserve">A letter from a UV company arriving at a practice that performs Mohs surgery is a strange piece of mail, and I would rather say so than pretend otherwise. So let me be precise about what this is, and equally precise about what it is not.</w:t>
-      </w:r>
-    </w:p>
-    <w:bookmarkStart w:id="19" w:name="the-problem-i-think-you-already-have"/>
+        <w:t xml:space="preserve">I looked through your treatment menu before writing this. Fraxel Dual, CO2 resurfacing, ULTRA pigment correction, Spectra, Clarity for sun spots, Thermage, and a category you call anti-aging and preventative therapy.</w:t>
+      </w:r>
+    </w:p>
+    <w:p>
+      <w:pPr>
+        <w:pStyle w:val="BodyText"/>
+      </w:pPr>
+      <w:r>
+        <w:t xml:space="preserve">A good share of that list exists to correct what ultraviolet A did to somebody’s skin over thirty years.</w:t>
+      </w:r>
+    </w:p>
+    <w:p>
+      <w:pPr>
+        <w:pStyle w:val="BodyText"/>
+      </w:pPr>
+      <w:r>
+        <w:t xml:space="preserve">That is why I am writing.</w:t>
+      </w:r>
+    </w:p>
+    <w:bookmarkStart w:id="19" w:name="the-paradox-in-your-own-patient-base"/>
     <w:p>
       <w:pPr>
         <w:pStyle w:val="Heading2"/>
       </w:pPr>
       <w:r>
-        <w:t xml:space="preserve">The problem I think you already have</w:t>
+        <w:t xml:space="preserve">The paradox in your own patient base</w:t>
       </w:r>
     </w:p>
     <w:p>
@@ -82,7 +98,7 @@
         <w:pStyle w:val="FirstParagraph"/>
       </w:pPr>
       <w:r>
-        <w:t xml:space="preserve">Your patients are told to stay out of the sun. That advice is correct, you give it for good reasons, and the ones who follow it most carefully are the ones who have already had something removed.</w:t>
+        <w:t xml:space="preserve">Your patients avoid the sun. The ones who follow your guidance most faithfully avoid it hardest, because for them it is not health advice, it is the entire maintenance plan behind everything else they pay you for.</w:t>
       </w:r>
     </w:p>
     <w:p>
@@ -90,7 +106,7 @@
         <w:pStyle w:val="BodyText"/>
       </w:pPr>
       <w:r>
-        <w:t xml:space="preserve">They are also, as a population, the most vitamin D depleted people you see. Not through carelessness. Through compliance.</w:t>
+        <w:t xml:space="preserve">They are also, as a population, among the most vitamin D depleted people you will see. Not through carelessness. Through compliance with correct advice.</w:t>
       </w:r>
     </w:p>
     <w:p>
@@ -98,7 +114,7 @@
         <w:pStyle w:val="BodyText"/>
       </w:pPr>
       <w:r>
-        <w:t xml:space="preserve">The usual answer is an oral supplement, and for most people it works. For a meaningful share it does not. In research clinical trials, about one in four participants were low responders to vitamin D supplementation. They absorb it; their cells do less with it. The only way to know which patient you are looking at is to draw a level, and by then they have often been taking capsules for a year on the assumption it was handled.</w:t>
+        <w:t xml:space="preserve">The usual answer is an oral supplement, and for most people it is adequate. For a meaningful share it is not. In research clinical trials, about one in four participants were low responders to vitamin D supplementation. They absorb it perfectly well; their cells do less with it. The only way to know which patient is in front of you is to draw a level, and most never do, because everyone assumes the capsule handled it.</w:t>
       </w:r>
     </w:p>
     <w:p>
@@ -106,7 +122,7 @@
         <w:pStyle w:val="BodyText"/>
       </w:pPr>
       <w:r>
-        <w:t xml:space="preserve">That is the gap I am writing about. Not sun exposure. Measurement, and a controlled alternative for the patients where the capsule does not move the number.</w:t>
+        <w:t xml:space="preserve">You already dispense cosmeceuticals and oral medications, so this is not a foreign conversation for your practice. It is the same conversation with a measurable endpoint.</w:t>
       </w:r>
     </w:p>
     <w:bookmarkEnd w:id="19"/>
@@ -137,7 +153,7 @@
         <w:t xml:space="preserve">Over 90 percent UVB in the 280 to 315 nm band, under 10 percent UVA</w:t>
       </w:r>
       <w:r>
-        <w:t xml:space="preserve">, verified by independent spectral analysis, documentation available on request. Sunlight, by comparison, runs roughly 95 percent UVA.</w:t>
+        <w:t xml:space="preserve">, confirmed by independent spectral analysis, documentation available on request. Sunlight runs roughly the inverse, about 95 percent UVA.</w:t>
       </w:r>
     </w:p>
     <w:p>
@@ -149,34 +165,28 @@
           <w:b/>
           <w:bCs/>
         </w:rPr>
-        <w:t xml:space="preserve">I want to be careful about what that inversion does and does not buy</w:t>
-      </w:r>
-      <w:r>
-        <w:t xml:space="preserve">, because you will know this better than I do.</w:t>
+        <w:t xml:space="preserve">That inversion is the part I think matters to you specifically.</w:t>
+      </w:r>
+      <w:r>
+        <w:t xml:space="preserve"> </w:t>
+      </w:r>
+      <w:r>
+        <w:t xml:space="preserve">UVA is the deeper-penetrating band, and it is the one most associated with the dermal photoaging your laser calendar is built around. Per unit of vitamin D produced, this device delivers a small fraction of the UVA that sunlight does.</w:t>
       </w:r>
     </w:p>
     <w:p>
       <w:pPr>
         <w:pStyle w:val="BodyText"/>
       </w:pPr>
-      <w:r>
-        <w:t xml:space="preserve">It substantially reduces the UVA load per unit of vitamin D produced, which matters for photoaging and for the deeper dermal effects your aesthetic side spends its time correcting. It does</w:t>
-      </w:r>
-      <w:r>
-        <w:t xml:space="preserve"> </w:t>
-      </w:r>
       <w:r>
         <w:rPr>
           <w:b/>
           <w:bCs/>
         </w:rPr>
-        <w:t xml:space="preserve">not</w:t>
-      </w:r>
-      <w:r>
-        <w:t xml:space="preserve"> </w:t>
-      </w:r>
-      <w:r>
-        <w:t xml:space="preserve">mean the remaining ultraviolet is benign. UVB is the erythemogenic band and the one most associated with direct DNA damage. Anyone telling you they removed the risky part of the spectrum is selling you something.</w:t>
+        <w:t xml:space="preserve">I am not going to tell you the remaining ultraviolet is benign</w:t>
+      </w:r>
+      <w:r>
+        <w:t xml:space="preserve">, because you would stop reading. UVB is the erythemogenic band. Anyone claiming they engineered out the risky part of the spectrum is selling something.</w:t>
       </w:r>
     </w:p>
     <w:p>
@@ -188,13 +198,13 @@
           <w:b/>
           <w:bCs/>
         </w:rPr>
-        <w:t xml:space="preserve">The argument is dose, not spectrum.</w:t>
+        <w:t xml:space="preserve">The argument is dose.</w:t>
       </w:r>
       <w:r>
         <w:t xml:space="preserve"> </w:t>
       </w:r>
       <w:r>
-        <w:t xml:space="preserve">A session runs two to four minutes and delivers roughly what two to four hours of midday sun would produce. The application reads the user’s Fitzpatrick type, calculates that individual’s Minimum Erythemal Dose, ends the session automatically, and permits one session per day. The dose is set below the erythemal threshold and the device will not run past it.</w:t>
+        <w:t xml:space="preserve">A session runs two to four minutes and produces roughly what two to four hours of midday sun would. The application reads the user’s Fitzpatrick type, calculates that individual’s Minimum Erythemal Dose, holds the exposure below the erythemal threshold, ends the session automatically, and permits one session per day. There is no timer for anyone to misjudge and no way to run it longer.</w:t>
       </w:r>
     </w:p>
     <w:p>
@@ -202,7 +212,7 @@
         <w:pStyle w:val="BodyText"/>
       </w:pPr>
       <w:r>
-        <w:t xml:space="preserve">So the comparison I would put to you is not ultraviolet versus no ultraviolet. It is: for the same vitamin D outcome, a small, capped, mostly-UVB exposure, or hours of unmetered sunlight that is mostly UVA. Your patients are choosing between those two things already. Most of them are choosing neither and taking a capsule that may not be working.</w:t>
+        <w:t xml:space="preserve">So the comparison is not ultraviolet against no ultraviolet. For the same vitamin D outcome, it is a small capped mostly-UVB exposure, or hours of unmetered sunlight that is overwhelmingly UVA. Your patients are already choosing between those. Most are choosing neither, and taking a capsule that may not be working.</w:t>
       </w:r>
     </w:p>
     <w:p>
@@ -210,7 +220,7 @@
         <w:pStyle w:val="BodyText"/>
       </w:pPr>
       <w:r>
-        <w:t xml:space="preserve">The protocol was designed by Dr. Samantha Kimball, who has published over 100 peer-reviewed papers in UV therapy safety, alongside Dr. Bruce Hollis and Dr. William Grant.</w:t>
+        <w:t xml:space="preserve">The dosing protocol was designed by Dr. Samantha Kimball, who has published over 100 peer-reviewed papers in UV therapy safety, with Dr. Bruce Hollis and Dr. William Grant.</w:t>
       </w:r>
     </w:p>
     <w:bookmarkEnd w:id="20"/>
@@ -226,24 +236,6 @@
     <w:p>
       <w:pPr>
         <w:pStyle w:val="FirstParagraph"/>
-      </w:pPr>
-      <w:r>
-        <w:rPr>
-          <w:b/>
-          <w:bCs/>
-        </w:rPr>
-        <w:t xml:space="preserve">Patients with a skin cancer history.</w:t>
-      </w:r>
-      <w:r>
-        <w:t xml:space="preserve"> </w:t>
-      </w:r>
-      <w:r>
-        <w:t xml:space="preserve">Active skin cancer is a contraindication and is on the list that ships with every unit. A history of skin cancer is not on that list, and I am not going to tell you it is fine. The AAD and NPF phototherapy guidance treats skin cancer history as a relative contraindication, which puts it exactly where it belongs, in your judgment rather than mine. I would rather hand you the list and let you screen than have you discover it later.</w:t>
-      </w:r>
-    </w:p>
-    <w:p>
-      <w:pPr>
-        <w:pStyle w:val="BodyText"/>
       </w:pPr>
       <w:r>
         <w:rPr>
@@ -256,7 +248,43 @@
         <w:t xml:space="preserve"> </w:t>
       </w:r>
       <w:r>
-        <w:t xml:space="preserve">This is the entry that carries real physical risk. The device doses on skin type and has no knowledge of what anyone takes, so the automatic cutoff does not protect against it. Our safety record is silent on this, because we do not screen for those drugs and never have. In your practice that question is already answerable, which is a genuine advantage of a clinical setting over a retail one.</w:t>
+        <w:t xml:space="preserve">This is the entry on our contraindication list that carries real physical risk, and your patient population is more likely than most to be on something that qualifies. The device doses on skin type and has no knowledge of what anyone takes, so the automatic cutoff does not protect against it. Our safety record is genuinely silent here, because we have never screened for those drugs and cannot claim otherwise. In your practice that question is already answerable, which is a real advantage of a clinical setting over a retail one.</w:t>
+      </w:r>
+    </w:p>
+    <w:p>
+      <w:pPr>
+        <w:pStyle w:val="BodyText"/>
+      </w:pPr>
+      <w:r>
+        <w:rPr>
+          <w:b/>
+          <w:bCs/>
+        </w:rPr>
+        <w:t xml:space="preserve">Skin cancer history.</w:t>
+      </w:r>
+      <w:r>
+        <w:t xml:space="preserve"> </w:t>
+      </w:r>
+      <w:r>
+        <w:t xml:space="preserve">Active skin cancer is a contraindication and is on the list that ships with every unit. A history of it is not, and I am not going to tell you it is fine. Published phototherapy guidance treats it as a relative contraindication, which puts it in your judgment rather than mine.</w:t>
+      </w:r>
+    </w:p>
+    <w:p>
+      <w:pPr>
+        <w:pStyle w:val="BodyText"/>
+      </w:pPr>
+      <w:r>
+        <w:rPr>
+          <w:b/>
+          <w:bCs/>
+        </w:rPr>
+        <w:t xml:space="preserve">Pigmentation.</w:t>
+      </w:r>
+      <w:r>
+        <w:t xml:space="preserve"> </w:t>
+      </w:r>
+      <w:r>
+        <w:t xml:space="preserve">You correct pigment for a living, so you will want to know whether a UVB source provokes it. The honest answer is that the dose is held below the erythemal threshold, which is where the melanogenic response climbs, and that this is exactly the sort of thing I would rather you evaluate on your own equipment than take from a letter.</w:t>
       </w:r>
     </w:p>
     <w:p>
@@ -274,7 +302,7 @@
         <w:t xml:space="preserve"> </w:t>
       </w:r>
       <w:r>
-        <w:t xml:space="preserve">You may notice that one of the three pathways we describe is UVA-mediated photorelease. It is, and the small retained UVA fraction is deliberate. I mention it because you would find it, and I would rather you found it here.</w:t>
+        <w:t xml:space="preserve">One of the three pathways we describe is UVA-mediated photorelease, and the small retained UVA fraction is deliberate. I raise it because you would find it, and I would rather you found it here.</w:t>
       </w:r>
     </w:p>
     <w:bookmarkEnd w:id="21"/>
@@ -737,7 +765,7 @@
         <w:pStyle w:val="BodyText"/>
       </w:pPr>
       <w:r>
-        <w:t xml:space="preserve">Five people is a small study and we say so wherever we cite it. It is observational, the participants were highly compliant and taking sessions in office, and the sample is not diverse enough to support population-level conclusions. An independent trial is targeted for Q3 2027.</w:t>
+        <w:t xml:space="preserve">Five people is a small study and we say so wherever we cite it. It is observational, the participants were highly compliant and taking sessions in office, and the sample is not diverse enough for population-level conclusions. An independent trial is targeted for Q3 2027.</w:t>
       </w:r>
     </w:p>
     <w:p>
@@ -745,7 +773,7 @@
         <w:pStyle w:val="BodyText"/>
       </w:pPr>
       <w:r>
-        <w:t xml:space="preserve">What it shows is narrow: consistent sessions moved the number in all five. What it does not show is a controlled effect size, and we do not claim one.</w:t>
+        <w:t xml:space="preserve">What it shows is narrow: consistent sessions moved the number, in all five. What it does not show is a controlled effect size, and we do not claim one.</w:t>
       </w:r>
     </w:p>
     <w:p>
@@ -753,7 +781,7 @@
         <w:pStyle w:val="BodyText"/>
       </w:pPr>
       <w:r>
-        <w:t xml:space="preserve">Separately, and answering a different question, the platform has completed</w:t>
+        <w:t xml:space="preserve">Answering a different question entirely, the platform has completed</w:t>
       </w:r>
       <w:r>
         <w:t xml:space="preserve"> </w:t>
@@ -769,7 +797,7 @@
         <w:t xml:space="preserve"> </w:t>
       </w:r>
       <w:r>
-        <w:t xml:space="preserve">across 600 plus users in five countries. That is a safety record for the dosing protocol at scale. It is not an efficacy result and we keep the two apart deliberately.</w:t>
+        <w:t xml:space="preserve">across 600 plus users in five countries. That is a safety record for the dosing protocol at scale, not an efficacy result, and we keep the two apart on purpose.</w:t>
       </w:r>
     </w:p>
     <w:bookmarkEnd w:id="22"/>
@@ -787,7 +815,7 @@
         <w:pStyle w:val="FirstParagraph"/>
       </w:pPr>
       <w:r>
-        <w:t xml:space="preserve">You already run light-based treatment. Fraxel, CO2, Clarity, Thermage, Vbeam. Your team and your patients do not need convincing that a wavelength delivered precisely is different from a wavelength delivered carelessly. This is the vitamin D one, and it is the only one that raises a number you can put on a lab report.</w:t>
+        <w:t xml:space="preserve">You already deliver light therapeutically. Photodynamic therapy, LightStim, and most of your laser platform. Nobody at ZENA needs convincing that a wavelength delivered precisely is a different proposition from a wavelength delivered carelessly.</w:t>
       </w:r>
     </w:p>
     <w:p>
@@ -795,7 +823,15 @@
         <w:pStyle w:val="BodyText"/>
       </w:pPr>
       <w:r>
-        <w:t xml:space="preserve">Two ways it fits, and they are independent of each other.</w:t>
+        <w:t xml:space="preserve">This is the vitamin D one, and it is the only light in your building that raises a number a patient can see on a lab report.</w:t>
+      </w:r>
+    </w:p>
+    <w:p>
+      <w:pPr>
+        <w:pStyle w:val="BodyText"/>
+      </w:pPr>
+      <w:r>
+        <w:t xml:space="preserve">Two ways it fits, independent of each other.</w:t>
       </w:r>
     </w:p>
     <w:p>
@@ -813,7 +849,7 @@
         <w:t xml:space="preserve"> </w:t>
       </w:r>
       <w:r>
-        <w:t xml:space="preserve">Patients add it as a modality. Newport supports the top of our commercial range. The commercial unit is $8,950 and needs roughly four feet by four feet, no dedicated room.</w:t>
+        <w:t xml:space="preserve">Patients add it as a modality. Newport supports the top of our commercial range. The unit is $8,950 and needs roughly four feet by four feet, with no dedicated room; most facilities put it in an alcove where someone takes a session while waiting on another treatment.</w:t>
       </w:r>
     </w:p>
     <w:p>
@@ -831,17 +867,17 @@
         <w:t xml:space="preserve"> </w:t>
       </w:r>
       <w:r>
-        <w:t xml:space="preserve">You have a shop. Patients who want a unit at home buy directly from us through your referral link and we share the revenue with you. Nothing is bought, stocked, or written down, and because the patient is the buyer of record it is HSA/FSA eligible through Truemed even when they arrive through your link.</w:t>
+        <w:t xml:space="preserve">You already retail skin care. Patients who want a unit at home buy directly from us through your referral link and we share the revenue with you. Nothing is bought, stocked, or written down. Because the patient is the buyer of record, it is HSA/FSA eligible through Truemed even when they arrive through your link.</w:t>
       </w:r>
     </w:p>
     <w:bookmarkEnd w:id="23"/>
-    <w:bookmarkStart w:id="24" w:name="what-i-am-actually-asking-for"/>
+    <w:bookmarkStart w:id="24" w:name="what-i-am-asking-for"/>
     <w:p>
       <w:pPr>
         <w:pStyle w:val="Heading2"/>
       </w:pPr>
       <w:r>
-        <w:t xml:space="preserve">What I am actually asking for</w:t>
+        <w:t xml:space="preserve">What I am asking for</w:t>
       </w:r>
     </w:p>
     <w:p>
@@ -857,7 +893,7 @@
         <w:pStyle w:val="BodyText"/>
       </w:pPr>
       <w:r>
-        <w:t xml:space="preserve">We bring the platform and two of our people to Newport, set it up, and let you look at the spectral data, the dosing logic and the cutoff behavior yourself. If your read is that it does not belong in a dermatology practice, that is a useful answer and I would rather have it from you than from someone less qualified to give it.</w:t>
+        <w:t xml:space="preserve">We bring the platform and two of our people to Newport, set it up, and let you look at the spectral data, the dosing logic and the cutoff behavior yourself. If your read is that it does not belong in an aesthetic practice, that is a useful answer, and I would rather have it from you than from someone less qualified to give it.</w:t>
       </w:r>
     </w:p>
     <w:p>
@@ -1101,7 +1137,7 @@
         <w:sz w:val="18"/>
         <w:szCs w:val="18"/>
       </w:rPr>
-      <w:t xml:space="preserve">v1.0  </w:t>
+      <w:t xml:space="preserve">v2.0  </w:t>
     </w:r>
     <w:r>
       <w:rPr>

--- a/Enyrgy_Letter_ZENA_Medical.docx
+++ b/Enyrgy_Letter_ZENA_Medical.docx
@@ -1137,7 +1137,7 @@
         <w:sz w:val="18"/>
         <w:szCs w:val="18"/>
       </w:rPr>
-      <w:t xml:space="preserve">v2.0  </w:t>
+      <w:t xml:space="preserve">  </w:t>
     </w:r>
     <w:r>
       <w:rPr>

--- a/Enyrgy_Letter_ZENA_Medical.docx
+++ b/Enyrgy_Letter_ZENA_Medical.docx
@@ -98,7 +98,7 @@
         <w:pStyle w:val="FirstParagraph"/>
       </w:pPr>
       <w:r>
-        <w:t xml:space="preserve">Your patients avoid the sun. The ones who follow your guidance most faithfully avoid it hardest, because for them it is not health advice, it is the entire maintenance plan behind everything else they pay you for.</w:t>
+        <w:t xml:space="preserve">Your patients avoid the sun. The ones who follow your guidance most faithfully avoid it hardest, because for them it is not health advice, it is the entire maintenance plan behind everything else they look for services from you.</w:t>
       </w:r>
     </w:p>
     <w:p>
@@ -212,7 +212,7 @@
         <w:pStyle w:val="BodyText"/>
       </w:pPr>
       <w:r>
-        <w:t xml:space="preserve">So the comparison is not ultraviolet against no ultraviolet. For the same vitamin D outcome, it is a small capped mostly-UVB exposure, or hours of unmetered sunlight that is overwhelmingly UVA. Your patients are already choosing between those. Most are choosing neither, and taking a capsule that may not be working.</w:t>
+        <w:t xml:space="preserve">So the comparison is not ultraviolet against no ultraviolet. For the same vitamin D outcome, it is a small capped mostly-UVB exposure, versus hours of unmetered sunlight that is overwhelmingly UVA. Your patients are already choosing between those. Most are choosing neither, and taking a capsule that may not be working.</w:t>
       </w:r>
     </w:p>
     <w:p>
